--- a/inputs/System_Req.docx
+++ b/inputs/System_Req.docx
@@ -1078,6 +1078,26 @@
             <w:tcW w:type="dxa" w:w="4320"/>
           </w:tcPr>
           <w:p/>
+          <w:p>
+            <w:r>
+              <w:t>SCU shall compute output as follows:</w:t>
+            </w:r>
+          </w:p>
+          <w:p>
+            <w:r>
+              <w:t>IF (X &gt;= 34.7deg) THEN A</w:t>
+            </w:r>
+          </w:p>
+          <w:p>
+            <w:r>
+              <w:t>ELSE IF (X &gt;= 3deg) THEN B</w:t>
+            </w:r>
+          </w:p>
+          <w:p>
+            <w:r>
+              <w:t>ELSE C</w:t>
+            </w:r>
+          </w:p>
         </w:tc>
       </w:tr>
     </w:tbl>

--- a/inputs/System_Req.docx
+++ b/inputs/System_Req.docx
@@ -937,6 +937,49 @@
           </w:tcPr>
           <w:p>
             <w:r>
+              <w:t>SCU_SYS_9</w:t>
+            </w:r>
+          </w:p>
+        </w:tc>
+        <w:tc>
+          <w:tcPr>
+            <w:tcW w:type="dxa" w:w="4320"/>
+          </w:tcPr>
+          <w:p/>
+          <w:p>
+            <w:r>
+              <w:t>The SCU software shall implement the following state logic:</w:t>
+            </w:r>
+          </w:p>
+          <w:p>
+            <w:r>
+              <w:t>INITIAL_STATE = NORMAL</w:t>
+            </w:r>
+          </w:p>
+          <w:p>
+            <w:r>
+              <w:t>IF maintenance_mode_requested THEN</w:t>
+            </w:r>
+          </w:p>
+          <w:p>
+            <w:r>
+              <w:t>STATE := MAINTENANCE</w:t>
+            </w:r>
+          </w:p>
+          <w:p>
+            <w:r>
+              <w:t>END IF</w:t>
+            </w:r>
+          </w:p>
+        </w:tc>
+      </w:tr>
+      <w:tr>
+        <w:tc>
+          <w:tcPr>
+            <w:tcW w:type="dxa" w:w="4320"/>
+          </w:tcPr>
+          <w:p>
+            <w:r>
               <w:t>SCU_SYS_8</w:t>
             </w:r>
           </w:p>
